--- a/docs/ESC_Roadmap_Review.docx
+++ b/docs/ESC_Roadmap_Review.docx
@@ -75,12 +75,6 @@
         <w:gridCol w:w="4680"/>
       </w:tblGrid>
       <w:tr>
-        <w:tblPrEx>
-          <w:tblCellMar>
-            <w:top w:w="0" w:type="dxa"/>
-            <w:bottom w:w="0" w:type="dxa"/>
-          </w:tblCellMar>
-        </w:tblPrEx>
         <w:tc>
           <w:tcPr>
             <w:tcW w:w="4680" w:type="dxa"/>
@@ -143,12 +137,6 @@
         </w:tc>
       </w:tr>
       <w:tr>
-        <w:tblPrEx>
-          <w:tblCellMar>
-            <w:top w:w="0" w:type="dxa"/>
-            <w:bottom w:w="0" w:type="dxa"/>
-          </w:tblCellMar>
-        </w:tblPrEx>
         <w:tc>
           <w:tcPr>
             <w:tcW w:w="4680" w:type="dxa"/>
@@ -237,12 +225,6 @@
         </w:tc>
       </w:tr>
       <w:tr>
-        <w:tblPrEx>
-          <w:tblCellMar>
-            <w:top w:w="0" w:type="dxa"/>
-            <w:bottom w:w="0" w:type="dxa"/>
-          </w:tblCellMar>
-        </w:tblPrEx>
         <w:tc>
           <w:tcPr>
             <w:tcW w:w="4680" w:type="dxa"/>
@@ -299,12 +281,6 @@
         </w:tc>
       </w:tr>
       <w:tr>
-        <w:tblPrEx>
-          <w:tblCellMar>
-            <w:top w:w="0" w:type="dxa"/>
-            <w:bottom w:w="0" w:type="dxa"/>
-          </w:tblCellMar>
-        </w:tblPrEx>
         <w:tc>
           <w:tcPr>
             <w:tcW w:w="4680" w:type="dxa"/>
@@ -361,12 +337,6 @@
         </w:tc>
       </w:tr>
       <w:tr>
-        <w:tblPrEx>
-          <w:tblCellMar>
-            <w:top w:w="0" w:type="dxa"/>
-            <w:bottom w:w="0" w:type="dxa"/>
-          </w:tblCellMar>
-        </w:tblPrEx>
         <w:tc>
           <w:tcPr>
             <w:tcW w:w="4680" w:type="dxa"/>
@@ -464,12 +434,6 @@
         </w:tc>
       </w:tr>
       <w:tr>
-        <w:tblPrEx>
-          <w:tblCellMar>
-            <w:top w:w="0" w:type="dxa"/>
-            <w:bottom w:w="0" w:type="dxa"/>
-          </w:tblCellMar>
-        </w:tblPrEx>
         <w:tc>
           <w:tcPr>
             <w:tcW w:w="4680" w:type="dxa"/>
@@ -526,12 +490,6 @@
         </w:tc>
       </w:tr>
       <w:tr>
-        <w:tblPrEx>
-          <w:tblCellMar>
-            <w:top w:w="0" w:type="dxa"/>
-            <w:bottom w:w="0" w:type="dxa"/>
-          </w:tblCellMar>
-        </w:tblPrEx>
         <w:tc>
           <w:tcPr>
             <w:tcW w:w="4680" w:type="dxa"/>
@@ -613,12 +571,6 @@
         </w:tc>
       </w:tr>
       <w:tr>
-        <w:tblPrEx>
-          <w:tblCellMar>
-            <w:top w:w="0" w:type="dxa"/>
-            <w:bottom w:w="0" w:type="dxa"/>
-          </w:tblCellMar>
-        </w:tblPrEx>
         <w:tc>
           <w:tcPr>
             <w:tcW w:w="4680" w:type="dxa"/>
@@ -691,12 +643,6 @@
         </w:tc>
       </w:tr>
       <w:tr>
-        <w:tblPrEx>
-          <w:tblCellMar>
-            <w:top w:w="0" w:type="dxa"/>
-            <w:bottom w:w="0" w:type="dxa"/>
-          </w:tblCellMar>
-        </w:tblPrEx>
         <w:tc>
           <w:tcPr>
             <w:tcW w:w="4680" w:type="dxa"/>
@@ -849,12 +795,6 @@
         <w:gridCol w:w="8160"/>
       </w:tblGrid>
       <w:tr>
-        <w:tblPrEx>
-          <w:tblCellMar>
-            <w:top w:w="0" w:type="dxa"/>
-            <w:bottom w:w="0" w:type="dxa"/>
-          </w:tblCellMar>
-        </w:tblPrEx>
         <w:tc>
           <w:tcPr>
             <w:tcW w:w="1200" w:type="dxa"/>
@@ -1672,12 +1612,6 @@
         <w:gridCol w:w="8160"/>
       </w:tblGrid>
       <w:tr>
-        <w:tblPrEx>
-          <w:tblCellMar>
-            <w:top w:w="0" w:type="dxa"/>
-            <w:bottom w:w="0" w:type="dxa"/>
-          </w:tblCellMar>
-        </w:tblPrEx>
         <w:tc>
           <w:tcPr>
             <w:tcW w:w="1200" w:type="dxa"/>
@@ -1884,12 +1818,6 @@
         <w:gridCol w:w="3680"/>
       </w:tblGrid>
       <w:tr>
-        <w:tblPrEx>
-          <w:tblCellMar>
-            <w:top w:w="0" w:type="dxa"/>
-            <w:bottom w:w="0" w:type="dxa"/>
-          </w:tblCellMar>
-        </w:tblPrEx>
         <w:tc>
           <w:tcPr>
             <w:tcW w:w="2000" w:type="dxa"/>
@@ -1982,12 +1910,6 @@
         </w:tc>
       </w:tr>
       <w:tr>
-        <w:tblPrEx>
-          <w:tblCellMar>
-            <w:top w:w="0" w:type="dxa"/>
-            <w:bottom w:w="0" w:type="dxa"/>
-          </w:tblCellMar>
-        </w:tblPrEx>
         <w:tc>
           <w:tcPr>
             <w:tcW w:w="2000" w:type="dxa"/>
@@ -2087,12 +2009,6 @@
         </w:tc>
       </w:tr>
       <w:tr>
-        <w:tblPrEx>
-          <w:tblCellMar>
-            <w:top w:w="0" w:type="dxa"/>
-            <w:bottom w:w="0" w:type="dxa"/>
-          </w:tblCellMar>
-        </w:tblPrEx>
         <w:tc>
           <w:tcPr>
             <w:tcW w:w="2000" w:type="dxa"/>
@@ -2176,12 +2092,6 @@
         </w:tc>
       </w:tr>
       <w:tr>
-        <w:tblPrEx>
-          <w:tblCellMar>
-            <w:top w:w="0" w:type="dxa"/>
-            <w:bottom w:w="0" w:type="dxa"/>
-          </w:tblCellMar>
-        </w:tblPrEx>
         <w:tc>
           <w:tcPr>
             <w:tcW w:w="2000" w:type="dxa"/>
@@ -2265,12 +2175,6 @@
         </w:tc>
       </w:tr>
       <w:tr>
-        <w:tblPrEx>
-          <w:tblCellMar>
-            <w:top w:w="0" w:type="dxa"/>
-            <w:bottom w:w="0" w:type="dxa"/>
-          </w:tblCellMar>
-        </w:tblPrEx>
         <w:tc>
           <w:tcPr>
             <w:tcW w:w="2000" w:type="dxa"/>
@@ -2354,12 +2258,6 @@
         </w:tc>
       </w:tr>
       <w:tr>
-        <w:tblPrEx>
-          <w:tblCellMar>
-            <w:top w:w="0" w:type="dxa"/>
-            <w:bottom w:w="0" w:type="dxa"/>
-          </w:tblCellMar>
-        </w:tblPrEx>
         <w:tc>
           <w:tcPr>
             <w:tcW w:w="2000" w:type="dxa"/>
@@ -2459,12 +2357,6 @@
         </w:tc>
       </w:tr>
       <w:tr>
-        <w:tblPrEx>
-          <w:tblCellMar>
-            <w:top w:w="0" w:type="dxa"/>
-            <w:bottom w:w="0" w:type="dxa"/>
-          </w:tblCellMar>
-        </w:tblPrEx>
         <w:tc>
           <w:tcPr>
             <w:tcW w:w="2000" w:type="dxa"/>
@@ -2548,12 +2440,6 @@
         </w:tc>
       </w:tr>
       <w:tr>
-        <w:tblPrEx>
-          <w:tblCellMar>
-            <w:top w:w="0" w:type="dxa"/>
-            <w:bottom w:w="0" w:type="dxa"/>
-          </w:tblCellMar>
-        </w:tblPrEx>
         <w:tc>
           <w:tcPr>
             <w:tcW w:w="2000" w:type="dxa"/>
@@ -2637,12 +2523,6 @@
         </w:tc>
       </w:tr>
       <w:tr>
-        <w:tblPrEx>
-          <w:tblCellMar>
-            <w:top w:w="0" w:type="dxa"/>
-            <w:bottom w:w="0" w:type="dxa"/>
-          </w:tblCellMar>
-        </w:tblPrEx>
         <w:tc>
           <w:tcPr>
             <w:tcW w:w="2000" w:type="dxa"/>
@@ -2980,12 +2860,6 @@
         <w:gridCol w:w="3960"/>
       </w:tblGrid>
       <w:tr>
-        <w:tblPrEx>
-          <w:tblCellMar>
-            <w:top w:w="0" w:type="dxa"/>
-            <w:bottom w:w="0" w:type="dxa"/>
-          </w:tblCellMar>
-        </w:tblPrEx>
         <w:tc>
           <w:tcPr>
             <w:tcW w:w="1800" w:type="dxa"/>
@@ -3108,12 +2982,6 @@
         </w:tc>
       </w:tr>
       <w:tr>
-        <w:tblPrEx>
-          <w:tblCellMar>
-            <w:top w:w="0" w:type="dxa"/>
-            <w:bottom w:w="0" w:type="dxa"/>
-          </w:tblCellMar>
-        </w:tblPrEx>
         <w:tc>
           <w:tcPr>
             <w:tcW w:w="1800" w:type="dxa"/>
@@ -3224,12 +3092,6 @@
         </w:tc>
       </w:tr>
       <w:tr>
-        <w:tblPrEx>
-          <w:tblCellMar>
-            <w:top w:w="0" w:type="dxa"/>
-            <w:bottom w:w="0" w:type="dxa"/>
-          </w:tblCellMar>
-        </w:tblPrEx>
         <w:tc>
           <w:tcPr>
             <w:tcW w:w="1800" w:type="dxa"/>
@@ -3334,12 +3196,6 @@
         </w:tc>
       </w:tr>
       <w:tr>
-        <w:tblPrEx>
-          <w:tblCellMar>
-            <w:top w:w="0" w:type="dxa"/>
-            <w:bottom w:w="0" w:type="dxa"/>
-          </w:tblCellMar>
-        </w:tblPrEx>
         <w:tc>
           <w:tcPr>
             <w:tcW w:w="1800" w:type="dxa"/>
@@ -3442,12 +3298,6 @@
         </w:tc>
       </w:tr>
       <w:tr>
-        <w:tblPrEx>
-          <w:tblCellMar>
-            <w:top w:w="0" w:type="dxa"/>
-            <w:bottom w:w="0" w:type="dxa"/>
-          </w:tblCellMar>
-        </w:tblPrEx>
         <w:tc>
           <w:tcPr>
             <w:tcW w:w="1800" w:type="dxa"/>
@@ -3550,12 +3400,6 @@
         </w:tc>
       </w:tr>
       <w:tr>
-        <w:tblPrEx>
-          <w:tblCellMar>
-            <w:top w:w="0" w:type="dxa"/>
-            <w:bottom w:w="0" w:type="dxa"/>
-          </w:tblCellMar>
-        </w:tblPrEx>
         <w:tc>
           <w:tcPr>
             <w:tcW w:w="1800" w:type="dxa"/>
@@ -3682,12 +3526,6 @@
         </w:tc>
       </w:tr>
       <w:tr>
-        <w:tblPrEx>
-          <w:tblCellMar>
-            <w:top w:w="0" w:type="dxa"/>
-            <w:bottom w:w="0" w:type="dxa"/>
-          </w:tblCellMar>
-        </w:tblPrEx>
         <w:tc>
           <w:tcPr>
             <w:tcW w:w="1800" w:type="dxa"/>
@@ -3806,12 +3644,6 @@
         </w:tc>
       </w:tr>
       <w:tr>
-        <w:tblPrEx>
-          <w:tblCellMar>
-            <w:top w:w="0" w:type="dxa"/>
-            <w:bottom w:w="0" w:type="dxa"/>
-          </w:tblCellMar>
-        </w:tblPrEx>
         <w:tc>
           <w:tcPr>
             <w:tcW w:w="1800" w:type="dxa"/>
@@ -3916,12 +3748,6 @@
         </w:tc>
       </w:tr>
       <w:tr>
-        <w:tblPrEx>
-          <w:tblCellMar>
-            <w:top w:w="0" w:type="dxa"/>
-            <w:bottom w:w="0" w:type="dxa"/>
-          </w:tblCellMar>
-        </w:tblPrEx>
         <w:tc>
           <w:tcPr>
             <w:tcW w:w="1800" w:type="dxa"/>
@@ -4026,12 +3852,6 @@
         </w:tc>
       </w:tr>
       <w:tr>
-        <w:tblPrEx>
-          <w:tblCellMar>
-            <w:top w:w="0" w:type="dxa"/>
-            <w:bottom w:w="0" w:type="dxa"/>
-          </w:tblCellMar>
-        </w:tblPrEx>
         <w:tc>
           <w:tcPr>
             <w:tcW w:w="1800" w:type="dxa"/>
@@ -4136,12 +3956,6 @@
         </w:tc>
       </w:tr>
       <w:tr>
-        <w:tblPrEx>
-          <w:tblCellMar>
-            <w:top w:w="0" w:type="dxa"/>
-            <w:bottom w:w="0" w:type="dxa"/>
-          </w:tblCellMar>
-        </w:tblPrEx>
         <w:tc>
           <w:tcPr>
             <w:tcW w:w="1800" w:type="dxa"/>
@@ -4255,12 +4069,6 @@
         </w:tc>
       </w:tr>
       <w:tr>
-        <w:tblPrEx>
-          <w:tblCellMar>
-            <w:top w:w="0" w:type="dxa"/>
-            <w:bottom w:w="0" w:type="dxa"/>
-          </w:tblCellMar>
-        </w:tblPrEx>
         <w:tc>
           <w:tcPr>
             <w:tcW w:w="1800" w:type="dxa"/>
@@ -4761,12 +4569,6 @@
         <w:gridCol w:w="2880"/>
       </w:tblGrid>
       <w:tr>
-        <w:tblPrEx>
-          <w:tblCellMar>
-            <w:top w:w="0" w:type="dxa"/>
-            <w:bottom w:w="0" w:type="dxa"/>
-          </w:tblCellMar>
-        </w:tblPrEx>
         <w:tc>
           <w:tcPr>
             <w:tcW w:w="3600" w:type="dxa"/>
@@ -4859,12 +4661,6 @@
         </w:tc>
       </w:tr>
       <w:tr>
-        <w:tblPrEx>
-          <w:tblCellMar>
-            <w:top w:w="0" w:type="dxa"/>
-            <w:bottom w:w="0" w:type="dxa"/>
-          </w:tblCellMar>
-        </w:tblPrEx>
         <w:tc>
           <w:tcPr>
             <w:tcW w:w="3600" w:type="dxa"/>
@@ -4948,12 +4744,6 @@
         </w:tc>
       </w:tr>
       <w:tr>
-        <w:tblPrEx>
-          <w:tblCellMar>
-            <w:top w:w="0" w:type="dxa"/>
-            <w:bottom w:w="0" w:type="dxa"/>
-          </w:tblCellMar>
-        </w:tblPrEx>
         <w:tc>
           <w:tcPr>
             <w:tcW w:w="3600" w:type="dxa"/>
@@ -5037,12 +4827,6 @@
         </w:tc>
       </w:tr>
       <w:tr>
-        <w:tblPrEx>
-          <w:tblCellMar>
-            <w:top w:w="0" w:type="dxa"/>
-            <w:bottom w:w="0" w:type="dxa"/>
-          </w:tblCellMar>
-        </w:tblPrEx>
         <w:tc>
           <w:tcPr>
             <w:tcW w:w="3600" w:type="dxa"/>
@@ -5144,12 +4928,6 @@
         </w:tc>
       </w:tr>
       <w:tr>
-        <w:tblPrEx>
-          <w:tblCellMar>
-            <w:top w:w="0" w:type="dxa"/>
-            <w:bottom w:w="0" w:type="dxa"/>
-          </w:tblCellMar>
-        </w:tblPrEx>
         <w:tc>
           <w:tcPr>
             <w:tcW w:w="3600" w:type="dxa"/>
@@ -5233,12 +5011,6 @@
         </w:tc>
       </w:tr>
       <w:tr>
-        <w:tblPrEx>
-          <w:tblCellMar>
-            <w:top w:w="0" w:type="dxa"/>
-            <w:bottom w:w="0" w:type="dxa"/>
-          </w:tblCellMar>
-        </w:tblPrEx>
         <w:tc>
           <w:tcPr>
             <w:tcW w:w="3600" w:type="dxa"/>
@@ -5370,12 +5142,6 @@
         </w:tc>
       </w:tr>
       <w:tr>
-        <w:tblPrEx>
-          <w:tblCellMar>
-            <w:top w:w="0" w:type="dxa"/>
-            <w:bottom w:w="0" w:type="dxa"/>
-          </w:tblCellMar>
-        </w:tblPrEx>
         <w:tc>
           <w:tcPr>
             <w:tcW w:w="3600" w:type="dxa"/>
@@ -5836,12 +5602,6 @@
         <w:gridCol w:w="2000"/>
       </w:tblGrid>
       <w:tr>
-        <w:tblPrEx>
-          <w:tblCellMar>
-            <w:top w:w="0" w:type="dxa"/>
-            <w:bottom w:w="0" w:type="dxa"/>
-          </w:tblCellMar>
-        </w:tblPrEx>
         <w:tc>
           <w:tcPr>
             <w:tcW w:w="1200" w:type="dxa"/>
@@ -5964,12 +5724,6 @@
         </w:tc>
       </w:tr>
       <w:tr>
-        <w:tblPrEx>
-          <w:tblCellMar>
-            <w:top w:w="0" w:type="dxa"/>
-            <w:bottom w:w="0" w:type="dxa"/>
-          </w:tblCellMar>
-        </w:tblPrEx>
         <w:tc>
           <w:tcPr>
             <w:tcW w:w="1200" w:type="dxa"/>
@@ -6080,12 +5834,6 @@
         </w:tc>
       </w:tr>
       <w:tr>
-        <w:tblPrEx>
-          <w:tblCellMar>
-            <w:top w:w="0" w:type="dxa"/>
-            <w:bottom w:w="0" w:type="dxa"/>
-          </w:tblCellMar>
-        </w:tblPrEx>
         <w:tc>
           <w:tcPr>
             <w:tcW w:w="1200" w:type="dxa"/>
@@ -6196,12 +5944,6 @@
         </w:tc>
       </w:tr>
       <w:tr>
-        <w:tblPrEx>
-          <w:tblCellMar>
-            <w:top w:w="0" w:type="dxa"/>
-            <w:bottom w:w="0" w:type="dxa"/>
-          </w:tblCellMar>
-        </w:tblPrEx>
         <w:tc>
           <w:tcPr>
             <w:tcW w:w="1200" w:type="dxa"/>
@@ -6321,12 +6063,6 @@
         </w:tc>
       </w:tr>
       <w:tr>
-        <w:tblPrEx>
-          <w:tblCellMar>
-            <w:top w:w="0" w:type="dxa"/>
-            <w:bottom w:w="0" w:type="dxa"/>
-          </w:tblCellMar>
-        </w:tblPrEx>
         <w:tc>
           <w:tcPr>
             <w:tcW w:w="1200" w:type="dxa"/>
@@ -6446,12 +6182,6 @@
         </w:tc>
       </w:tr>
       <w:tr>
-        <w:tblPrEx>
-          <w:tblCellMar>
-            <w:top w:w="0" w:type="dxa"/>
-            <w:bottom w:w="0" w:type="dxa"/>
-          </w:tblCellMar>
-        </w:tblPrEx>
         <w:tc>
           <w:tcPr>
             <w:tcW w:w="1200" w:type="dxa"/>
@@ -6562,12 +6292,6 @@
         </w:tc>
       </w:tr>
       <w:tr>
-        <w:tblPrEx>
-          <w:tblCellMar>
-            <w:top w:w="0" w:type="dxa"/>
-            <w:bottom w:w="0" w:type="dxa"/>
-          </w:tblCellMar>
-        </w:tblPrEx>
         <w:tc>
           <w:tcPr>
             <w:tcW w:w="1200" w:type="dxa"/>
@@ -6678,12 +6402,6 @@
         </w:tc>
       </w:tr>
       <w:tr>
-        <w:tblPrEx>
-          <w:tblCellMar>
-            <w:top w:w="0" w:type="dxa"/>
-            <w:bottom w:w="0" w:type="dxa"/>
-          </w:tblCellMar>
-        </w:tblPrEx>
         <w:tc>
           <w:tcPr>
             <w:tcW w:w="1200" w:type="dxa"/>
@@ -6803,12 +6521,6 @@
         </w:tc>
       </w:tr>
       <w:tr>
-        <w:tblPrEx>
-          <w:tblCellMar>
-            <w:top w:w="0" w:type="dxa"/>
-            <w:bottom w:w="0" w:type="dxa"/>
-          </w:tblCellMar>
-        </w:tblPrEx>
         <w:tc>
           <w:tcPr>
             <w:tcW w:w="1200" w:type="dxa"/>
@@ -6919,12 +6631,6 @@
         </w:tc>
       </w:tr>
       <w:tr>
-        <w:tblPrEx>
-          <w:tblCellMar>
-            <w:top w:w="0" w:type="dxa"/>
-            <w:bottom w:w="0" w:type="dxa"/>
-          </w:tblCellMar>
-        </w:tblPrEx>
         <w:tc>
           <w:tcPr>
             <w:tcW w:w="1200" w:type="dxa"/>
